--- a/Computer Network/LAB03/Lab3_24521943.docx
+++ b/Computer Network/LAB03/Lab3_24521943.docx
@@ -2936,13 +2936,7 @@
           </w:tcPr>
           <w:p>
             <w:r>
-              <w:t xml:space="preserve">Reliable – lost packets are </w:t>
-            </w:r>
-            <w:r>
-              <w:t>retransmitted;</w:t>
-            </w:r>
-            <w:r>
-              <w:t xml:space="preserve"> sequence numbers and acknowledgments ensure delivery and order.</w:t>
+              <w:t>Reliable – lost packets are retransmitted; sequence numbers and acknowledgments ensure delivery and order.</w:t>
             </w:r>
           </w:p>
         </w:tc>
@@ -4020,6 +4014,7 @@
       <w:r>
         <w:rPr>
           <w:rFonts w:ascii="Cambria" w:hAnsi="Cambria"/>
+          <w:noProof/>
         </w:rPr>
         <w:drawing>
           <wp:inline distT="0" distB="0" distL="0" distR="0" wp14:anchorId="2F174B51" wp14:editId="774CCA0E">
@@ -4288,6 +4283,7 @@
       <w:r>
         <w:rPr>
           <w:rFonts w:ascii="Cambria" w:hAnsi="Cambria"/>
+          <w:noProof/>
         </w:rPr>
         <w:drawing>
           <wp:inline distT="0" distB="0" distL="0" distR="0" wp14:anchorId="5F3B1C85" wp14:editId="1B383C5E">
@@ -4480,23 +4476,7 @@
           <w:b w:val="0"/>
           <w:bCs/>
         </w:rPr>
-        <w:t>Select one UDP packet, identify the fields present in the UDP header, and</w:t>
-      </w:r>
-      <w:r>
-        <w:rPr>
-          <w:rFonts w:ascii="Cambria" w:hAnsi="Cambria"/>
-          <w:b w:val="0"/>
-          <w:bCs/>
-        </w:rPr>
-        <w:t xml:space="preserve"> </w:t>
-      </w:r>
-      <w:r>
-        <w:rPr>
-          <w:rFonts w:ascii="Cambria" w:hAnsi="Cambria"/>
-          <w:b w:val="0"/>
-          <w:bCs/>
-        </w:rPr>
-        <w:t>explain the significance of each field?</w:t>
+        <w:t>Select one UDP packet, identify the fields present in the UDP header, and explain the significance of each field?</w:t>
       </w:r>
     </w:p>
     <w:p>
@@ -4526,6 +4506,7 @@
       <w:r>
         <w:rPr>
           <w:rFonts w:ascii="Cambria" w:hAnsi="Cambria"/>
+          <w:noProof/>
         </w:rPr>
         <w:drawing>
           <wp:inline distT="0" distB="0" distL="0" distR="0" wp14:anchorId="4FDEE0A6" wp14:editId="5EFD4FB2">
@@ -4843,6 +4824,7 @@
       <w:r>
         <w:rPr>
           <w:rFonts w:ascii="Cambria" w:hAnsi="Cambria"/>
+          <w:noProof/>
         </w:rPr>
         <w:lastRenderedPageBreak/>
         <w:drawing>
@@ -4940,13 +4922,7 @@
         <w:rPr>
           <w:rFonts w:ascii="Cambria" w:hAnsi="Cambria"/>
         </w:rPr>
-        <w:t>each</w:t>
-      </w:r>
-      <w:r>
-        <w:rPr>
-          <w:rFonts w:ascii="Cambria" w:hAnsi="Cambria"/>
-        </w:rPr>
-        <w:t xml:space="preserve"> field in the UDP header is </w:t>
+        <w:t xml:space="preserve">each field in the UDP header is </w:t>
       </w:r>
       <w:r>
         <w:rPr>
@@ -5081,6 +5057,7 @@
       <w:r>
         <w:rPr>
           <w:rFonts w:ascii="Cambria" w:hAnsi="Cambria"/>
+          <w:noProof/>
         </w:rPr>
         <w:drawing>
           <wp:inline distT="0" distB="0" distL="0" distR="0" wp14:anchorId="5485271F" wp14:editId="1E83DE9F">
@@ -5437,6 +5414,7 @@
       <w:r>
         <w:rPr>
           <w:rFonts w:ascii="Cambria" w:hAnsi="Cambria"/>
+          <w:noProof/>
         </w:rPr>
         <w:drawing>
           <wp:inline distT="0" distB="0" distL="0" distR="0" wp14:anchorId="4529AA0E" wp14:editId="0653EF37">
@@ -5855,6 +5833,7 @@
       <w:r>
         <w:rPr>
           <w:rFonts w:ascii="Cambria" w:hAnsi="Cambria"/>
+          <w:noProof/>
         </w:rPr>
         <w:drawing>
           <wp:inline distT="0" distB="0" distL="0" distR="0" wp14:anchorId="0A083F30" wp14:editId="2526DE49">
@@ -6265,15 +6244,7 @@
           <w:b/>
           <w:bCs/>
         </w:rPr>
-        <w:t>fe80:5d2d</w:t>
-      </w:r>
-      <w:r>
-        <w:rPr>
-          <w:rFonts w:ascii="Cambria" w:hAnsi="Cambria"/>
-          <w:b/>
-          <w:bCs/>
-        </w:rPr>
-        <w:t>:a307:da1c:6a</w:t>
+        <w:t>fe80:5d2d:a307:da1c:6a</w:t>
       </w:r>
       <w:r>
         <w:rPr>
@@ -6472,6 +6443,9 @@
     </w:p>
     <w:p>
       <w:r>
+        <w:rPr>
+          <w:noProof/>
+        </w:rPr>
         <w:drawing>
           <wp:inline distT="0" distB="0" distL="0" distR="0" wp14:anchorId="246600DF" wp14:editId="21D7C4BA">
             <wp:extent cx="5760720" cy="440055"/>
@@ -6511,6 +6485,9 @@
     </w:p>
     <w:p>
       <w:r>
+        <w:rPr>
+          <w:noProof/>
+        </w:rPr>
         <w:drawing>
           <wp:inline distT="0" distB="0" distL="0" distR="0" wp14:anchorId="7C808963" wp14:editId="690024F9">
             <wp:extent cx="5760720" cy="530225"/>
@@ -6736,6 +6713,9 @@
     </w:p>
     <w:p>
       <w:r>
+        <w:rPr>
+          <w:noProof/>
+        </w:rPr>
         <w:drawing>
           <wp:inline distT="0" distB="0" distL="0" distR="0" wp14:anchorId="2A04760C" wp14:editId="5BEE4004">
             <wp:extent cx="5760720" cy="418465"/>
@@ -6817,14 +6797,7 @@
           <w:b/>
           <w:bCs/>
         </w:rPr>
-        <w:t>118.69.123.140</w:t>
-      </w:r>
-      <w:r>
-        <w:rPr>
-          <w:b/>
-          <w:bCs/>
-        </w:rPr>
-        <w:t xml:space="preserve"> </w:t>
+        <w:t xml:space="preserve">118.69.123.140 </w:t>
       </w:r>
       <w:r>
         <w:t xml:space="preserve">(show in </w:t>
@@ -6945,35 +6918,7 @@
           <w:rFonts w:ascii="Cambria" w:hAnsi="Cambria"/>
           <w:b w:val="0"/>
         </w:rPr>
-        <w:t>Locate the TCP SYN segment (TCP packet with the SYN flag set) that initiates</w:t>
-      </w:r>
-      <w:r>
-        <w:rPr>
-          <w:rFonts w:ascii="Cambria" w:hAnsi="Cambria"/>
-          <w:b w:val="0"/>
-        </w:rPr>
-        <w:t xml:space="preserve"> </w:t>
-      </w:r>
-      <w:r>
-        <w:rPr>
-          <w:rFonts w:ascii="Cambria" w:hAnsi="Cambria"/>
-          <w:b w:val="0"/>
-        </w:rPr>
-        <w:t>the TCP connection between the client and the server. Which component in</w:t>
-      </w:r>
-      <w:r>
-        <w:rPr>
-          <w:rFonts w:ascii="Cambria" w:hAnsi="Cambria"/>
-          <w:b w:val="0"/>
-        </w:rPr>
-        <w:t xml:space="preserve"> </w:t>
-      </w:r>
-      <w:r>
-        <w:rPr>
-          <w:rFonts w:ascii="Cambria" w:hAnsi="Cambria"/>
-          <w:b w:val="0"/>
-        </w:rPr>
-        <w:t>the segment indicates that it is a TCP SYN segment?</w:t>
+        <w:t>Locate the TCP SYN segment (TCP packet with the SYN flag set) that initiates the TCP connection between the client and the server. Which component in the segment indicates that it is a TCP SYN segment?</w:t>
       </w:r>
     </w:p>
     <w:p>
@@ -7006,6 +6951,7 @@
       <w:r>
         <w:rPr>
           <w:rFonts w:ascii="Cambria" w:eastAsia="Times New Roman" w:hAnsi="Cambria" w:cs="Arial"/>
+          <w:noProof/>
           <w:color w:val="2F5496" w:themeColor="accent5" w:themeShade="BF"/>
           <w:kern w:val="28"/>
         </w:rPr>
@@ -7110,25 +7056,7 @@
           <w:bCs/>
           <w:kern w:val="28"/>
         </w:rPr>
-        <w:t>:</w:t>
-      </w:r>
-      <w:r>
-        <w:rPr>
-          <w:rFonts w:ascii="Cambria" w:eastAsia="Times New Roman" w:hAnsi="Cambria" w:cs="Arial"/>
-          <w:b/>
-          <w:bCs/>
-          <w:kern w:val="28"/>
-        </w:rPr>
-        <w:t xml:space="preserve"> </w:t>
-      </w:r>
-      <w:r>
-        <w:rPr>
-          <w:rFonts w:ascii="Cambria" w:eastAsia="Times New Roman" w:hAnsi="Cambria" w:cs="Arial"/>
-          <w:b/>
-          <w:bCs/>
-          <w:kern w:val="28"/>
-        </w:rPr>
-        <w:t xml:space="preserve">.... .... .... </w:t>
+        <w:t xml:space="preserve">: .... .... .... </w:t>
       </w:r>
       <w:proofErr w:type="gramStart"/>
       <w:r>
@@ -7516,6 +7444,9 @@
     </w:p>
     <w:p>
       <w:r>
+        <w:rPr>
+          <w:noProof/>
+        </w:rPr>
         <w:drawing>
           <wp:inline distT="0" distB="0" distL="0" distR="0" wp14:anchorId="580EFB71" wp14:editId="7BE0D99A">
             <wp:extent cx="5760720" cy="2315210"/>
@@ -7846,19 +7777,7 @@
         <w:rPr>
           <w:rFonts w:ascii="Cambria" w:hAnsi="Cambria"/>
         </w:rPr>
-        <w:t>1</w:t>
-      </w:r>
-      <w:r>
-        <w:rPr>
-          <w:rFonts w:ascii="Cambria" w:hAnsi="Cambria"/>
-        </w:rPr>
-        <w:t>4</w:t>
-      </w:r>
-      <w:r>
-        <w:rPr>
-          <w:rFonts w:ascii="Cambria" w:hAnsi="Cambria"/>
-        </w:rPr>
-        <w:t>:</w:t>
+        <w:t>14:</w:t>
       </w:r>
       <w:r>
         <w:rPr>
@@ -7900,10 +7819,10 @@
     <w:p>
       <w:r>
         <w:drawing>
-          <wp:inline distT="0" distB="0" distL="0" distR="0" wp14:anchorId="126F38B1" wp14:editId="549A3BC4">
-            <wp:extent cx="5760720" cy="671195"/>
-            <wp:effectExtent l="0" t="0" r="0" b="0"/>
-            <wp:docPr id="1121247214" name="Picture 1"/>
+          <wp:inline distT="0" distB="0" distL="0" distR="0" wp14:anchorId="7BA7975A" wp14:editId="611CFD84">
+            <wp:extent cx="5760720" cy="2112010"/>
+            <wp:effectExtent l="0" t="0" r="0" b="2540"/>
+            <wp:docPr id="469247209" name="Picture 1" descr="A screen shot of a computer&#10;&#10;AI-generated content may be incorrect."/>
             <wp:cNvGraphicFramePr>
               <a:graphicFrameLocks xmlns:a="http://schemas.openxmlformats.org/drawingml/2006/main" noChangeAspect="1"/>
             </wp:cNvGraphicFramePr>
@@ -7911,7 +7830,7 @@
               <a:graphicData uri="http://schemas.openxmlformats.org/drawingml/2006/picture">
                 <pic:pic xmlns:pic="http://schemas.openxmlformats.org/drawingml/2006/picture">
                   <pic:nvPicPr>
-                    <pic:cNvPr id="1121247214" name=""/>
+                    <pic:cNvPr id="469247209" name="Picture 1" descr="A screen shot of a computer&#10;&#10;AI-generated content may be incorrect."/>
                     <pic:cNvPicPr/>
                   </pic:nvPicPr>
                   <pic:blipFill>
@@ -7923,7 +7842,7 @@
                   <pic:spPr>
                     <a:xfrm>
                       <a:off x="0" y="0"/>
-                      <a:ext cx="5760720" cy="671195"/>
+                      <a:ext cx="5760720" cy="2112010"/>
                     </a:xfrm>
                     <a:prstGeom prst="rect">
                       <a:avLst/>
@@ -7939,10 +7858,10 @@
     <w:p>
       <w:r>
         <w:drawing>
-          <wp:inline distT="0" distB="0" distL="0" distR="0" wp14:anchorId="74873AC6" wp14:editId="4E0E46A2">
-            <wp:extent cx="5760720" cy="1024890"/>
-            <wp:effectExtent l="0" t="0" r="0" b="3810"/>
-            <wp:docPr id="321659765" name="Picture 1" descr="A screen shot of a computer&#10;&#10;AI-generated content may be incorrect."/>
+          <wp:inline distT="0" distB="0" distL="0" distR="0" wp14:anchorId="3B7E2FDF" wp14:editId="709C0E6F">
+            <wp:extent cx="5760720" cy="1036069"/>
+            <wp:effectExtent l="0" t="0" r="0" b="0"/>
+            <wp:docPr id="940062884" name="Picture 1" descr="A screen shot of a computer&#10;&#10;AI-generated content may be incorrect."/>
             <wp:cNvGraphicFramePr>
               <a:graphicFrameLocks xmlns:a="http://schemas.openxmlformats.org/drawingml/2006/main" noChangeAspect="1"/>
             </wp:cNvGraphicFramePr>
@@ -7950,11 +7869,59 @@
               <a:graphicData uri="http://schemas.openxmlformats.org/drawingml/2006/picture">
                 <pic:pic xmlns:pic="http://schemas.openxmlformats.org/drawingml/2006/picture">
                   <pic:nvPicPr>
-                    <pic:cNvPr id="321659765" name="Picture 1" descr="A screen shot of a computer&#10;&#10;AI-generated content may be incorrect."/>
+                    <pic:cNvPr id="940062884" name="Picture 1" descr="A screen shot of a computer&#10;&#10;AI-generated content may be incorrect."/>
+                    <pic:cNvPicPr/>
+                  </pic:nvPicPr>
+                  <pic:blipFill rotWithShape="1">
+                    <a:blip r:embed="rId23"/>
+                    <a:srcRect t="24983"/>
+                    <a:stretch>
+                      <a:fillRect/>
+                    </a:stretch>
+                  </pic:blipFill>
+                  <pic:spPr bwMode="auto">
+                    <a:xfrm>
+                      <a:off x="0" y="0"/>
+                      <a:ext cx="5760720" cy="1036069"/>
+                    </a:xfrm>
+                    <a:prstGeom prst="rect">
+                      <a:avLst/>
+                    </a:prstGeom>
+                    <a:ln>
+                      <a:noFill/>
+                    </a:ln>
+                    <a:extLst>
+                      <a:ext uri="{53640926-AAD7-44D8-BBD7-CCE9431645EC}">
+                        <a14:shadowObscured xmlns:a14="http://schemas.microsoft.com/office/drawing/2010/main"/>
+                      </a:ext>
+                    </a:extLst>
+                  </pic:spPr>
+                </pic:pic>
+              </a:graphicData>
+            </a:graphic>
+          </wp:inline>
+        </w:drawing>
+      </w:r>
+    </w:p>
+    <w:p>
+      <w:r>
+        <w:drawing>
+          <wp:inline distT="0" distB="0" distL="0" distR="0" wp14:anchorId="47E660D4" wp14:editId="1C0A7994">
+            <wp:extent cx="5760720" cy="1028700"/>
+            <wp:effectExtent l="0" t="0" r="0" b="0"/>
+            <wp:docPr id="1039966332" name="Picture 1" descr="A screen shot of a computer&#10;&#10;AI-generated content may be incorrect."/>
+            <wp:cNvGraphicFramePr>
+              <a:graphicFrameLocks xmlns:a="http://schemas.openxmlformats.org/drawingml/2006/main" noChangeAspect="1"/>
+            </wp:cNvGraphicFramePr>
+            <a:graphic xmlns:a="http://schemas.openxmlformats.org/drawingml/2006/main">
+              <a:graphicData uri="http://schemas.openxmlformats.org/drawingml/2006/picture">
+                <pic:pic xmlns:pic="http://schemas.openxmlformats.org/drawingml/2006/picture">
+                  <pic:nvPicPr>
+                    <pic:cNvPr id="1039966332" name="Picture 1" descr="A screen shot of a computer&#10;&#10;AI-generated content may be incorrect."/>
                     <pic:cNvPicPr/>
                   </pic:nvPicPr>
                   <pic:blipFill>
-                    <a:blip r:embed="rId23"/>
+                    <a:blip r:embed="rId24"/>
                     <a:stretch>
                       <a:fillRect/>
                     </a:stretch>
@@ -7962,7 +7929,7 @@
                   <pic:spPr>
                     <a:xfrm>
                       <a:off x="0" y="0"/>
-                      <a:ext cx="5760720" cy="1024890"/>
+                      <a:ext cx="5760720" cy="1028700"/>
                     </a:xfrm>
                     <a:prstGeom prst="rect">
                       <a:avLst/>
@@ -7975,7 +7942,45 @@
         </w:drawing>
       </w:r>
     </w:p>
-    <w:p/>
+    <w:p>
+      <w:r>
+        <w:drawing>
+          <wp:inline distT="0" distB="0" distL="0" distR="0" wp14:anchorId="51B6458F" wp14:editId="1A16669E">
+            <wp:extent cx="5760720" cy="344805"/>
+            <wp:effectExtent l="0" t="0" r="0" b="0"/>
+            <wp:docPr id="146972721" name="Picture 1"/>
+            <wp:cNvGraphicFramePr>
+              <a:graphicFrameLocks xmlns:a="http://schemas.openxmlformats.org/drawingml/2006/main" noChangeAspect="1"/>
+            </wp:cNvGraphicFramePr>
+            <a:graphic xmlns:a="http://schemas.openxmlformats.org/drawingml/2006/main">
+              <a:graphicData uri="http://schemas.openxmlformats.org/drawingml/2006/picture">
+                <pic:pic xmlns:pic="http://schemas.openxmlformats.org/drawingml/2006/picture">
+                  <pic:nvPicPr>
+                    <pic:cNvPr id="146972721" name=""/>
+                    <pic:cNvPicPr/>
+                  </pic:nvPicPr>
+                  <pic:blipFill>
+                    <a:blip r:embed="rId25"/>
+                    <a:stretch>
+                      <a:fillRect/>
+                    </a:stretch>
+                  </pic:blipFill>
+                  <pic:spPr>
+                    <a:xfrm>
+                      <a:off x="0" y="0"/>
+                      <a:ext cx="5760720" cy="344805"/>
+                    </a:xfrm>
+                    <a:prstGeom prst="rect">
+                      <a:avLst/>
+                    </a:prstGeom>
+                  </pic:spPr>
+                </pic:pic>
+              </a:graphicData>
+            </a:graphic>
+          </wp:inline>
+        </w:drawing>
+      </w:r>
+    </w:p>
     <w:p>
       <w:pPr>
         <w:pStyle w:val="Heading2"/>
@@ -8300,7 +8305,7 @@
               <w:jc w:val="center"/>
             </w:pPr>
             <w:r>
-              <w:t>93</w:t>
+              <w:t>101</w:t>
             </w:r>
           </w:p>
         </w:tc>
@@ -8310,7 +8315,10 @@
           </w:tcPr>
           <w:p>
             <w:r>
-              <w:t>1.513624</w:t>
+              <w:t>1.513</w:t>
+            </w:r>
+            <w:r>
+              <w:t>821</w:t>
             </w:r>
           </w:p>
         </w:tc>
@@ -8320,7 +8328,10 @@
           </w:tcPr>
           <w:p>
             <w:r>
-              <w:t>12.052</w:t>
+              <w:t>12.0</w:t>
+            </w:r>
+            <w:r>
+              <w:t>12</w:t>
             </w:r>
           </w:p>
         </w:tc>
@@ -8330,7 +8341,7 @@
           </w:tcPr>
           <w:p>
             <w:r>
-              <w:t>30061</w:t>
+              <w:t>1</w:t>
             </w:r>
           </w:p>
         </w:tc>
@@ -8340,7 +8351,7 @@
           </w:tcPr>
           <w:p>
             <w:r>
-              <w:t>1225</w:t>
+              <w:t>379</w:t>
             </w:r>
           </w:p>
         </w:tc>
@@ -8365,6 +8376,9 @@
               <w:jc w:val="center"/>
             </w:pPr>
             <w:r>
+              <w:t>1</w:t>
+            </w:r>
+            <w:r>
               <w:t>94</w:t>
             </w:r>
           </w:p>
@@ -8375,7 +8389,10 @@
           </w:tcPr>
           <w:p>
             <w:r>
-              <w:t>1.513624</w:t>
+              <w:t>1.5</w:t>
+            </w:r>
+            <w:r>
+              <w:t>30405</w:t>
             </w:r>
           </w:p>
         </w:tc>
@@ -8385,7 +8402,10 @@
           </w:tcPr>
           <w:p>
             <w:r>
-              <w:t>12.052</w:t>
+              <w:t>12.</w:t>
+            </w:r>
+            <w:r>
+              <w:t>514</w:t>
             </w:r>
           </w:p>
         </w:tc>
@@ -8395,7 +8415,7 @@
           </w:tcPr>
           <w:p>
             <w:r>
-              <w:t>31513</w:t>
+              <w:t>3240</w:t>
             </w:r>
           </w:p>
         </w:tc>
@@ -8405,7 +8425,7 @@
           </w:tcPr>
           <w:p>
             <w:r>
-              <w:t>1225</w:t>
+              <w:t>775</w:t>
             </w:r>
           </w:p>
         </w:tc>
@@ -8430,7 +8450,7 @@
               <w:jc w:val="center"/>
             </w:pPr>
             <w:r>
-              <w:t>97</w:t>
+              <w:t>315</w:t>
             </w:r>
           </w:p>
         </w:tc>
@@ -8440,7 +8460,10 @@
           </w:tcPr>
           <w:p>
             <w:r>
-              <w:t>1.513624</w:t>
+              <w:t>1.5</w:t>
+            </w:r>
+            <w:r>
+              <w:t>69930</w:t>
             </w:r>
           </w:p>
         </w:tc>
@@ -8450,7 +8473,13 @@
           </w:tcPr>
           <w:p>
             <w:r>
-              <w:t>12.012</w:t>
+              <w:t>13</w:t>
+            </w:r>
+            <w:r>
+              <w:t>.</w:t>
+            </w:r>
+            <w:r>
+              <w:t>901</w:t>
             </w:r>
           </w:p>
         </w:tc>
@@ -8460,7 +8489,7 @@
           </w:tcPr>
           <w:p>
             <w:r>
-              <w:t>38773</w:t>
+              <w:t>100350</w:t>
             </w:r>
           </w:p>
         </w:tc>
@@ -8470,7 +8499,7 @@
           </w:tcPr>
           <w:p>
             <w:r>
-              <w:t>1225</w:t>
+              <w:t>2073</w:t>
             </w:r>
           </w:p>
         </w:tc>
@@ -8487,6 +8516,7 @@
       </w:tr>
     </w:tbl>
     <w:p/>
+    <w:p/>
     <w:p>
       <w:pPr>
         <w:pStyle w:val="Heading1"/>
@@ -8500,25 +8530,14 @@
         <w:rPr>
           <w:rFonts w:ascii="Cambria" w:hAnsi="Cambria"/>
         </w:rPr>
+        <w:lastRenderedPageBreak/>
         <w:t xml:space="preserve">Question </w:t>
       </w:r>
       <w:r>
         <w:rPr>
           <w:rFonts w:ascii="Cambria" w:hAnsi="Cambria"/>
         </w:rPr>
-        <w:t>1</w:t>
-      </w:r>
-      <w:r>
-        <w:rPr>
-          <w:rFonts w:ascii="Cambria" w:hAnsi="Cambria"/>
-        </w:rPr>
-        <w:t>5</w:t>
-      </w:r>
-      <w:r>
-        <w:rPr>
-          <w:rFonts w:ascii="Cambria" w:hAnsi="Cambria"/>
-        </w:rPr>
-        <w:t>:</w:t>
+        <w:t>15:</w:t>
       </w:r>
       <w:r>
         <w:rPr>
@@ -8534,23 +8553,7 @@
           <w:b w:val="0"/>
           <w:kern w:val="28"/>
         </w:rPr>
-        <w:t>Was any segment retransmitted? What information during the transmission</w:t>
-      </w:r>
-      <w:r>
-        <w:rPr>
-          <w:rFonts w:ascii="Cambria" w:eastAsia="Times New Roman" w:hAnsi="Cambria"/>
-          <w:b w:val="0"/>
-          <w:kern w:val="28"/>
-        </w:rPr>
-        <w:t xml:space="preserve"> </w:t>
-      </w:r>
-      <w:r>
-        <w:rPr>
-          <w:rFonts w:ascii="Cambria" w:eastAsia="Times New Roman" w:hAnsi="Cambria"/>
-          <w:b w:val="0"/>
-          <w:kern w:val="28"/>
-        </w:rPr>
-        <w:t>process indicates this? Provide an explanation.</w:t>
+        <w:t>Was any segment retransmitted? What information during the transmission process indicates this? Provide an explanation.</w:t>
       </w:r>
     </w:p>
     <w:p>
@@ -8573,7 +8576,9 @@
     </w:p>
     <w:p>
       <w:r>
-        <w:lastRenderedPageBreak/>
+        <w:rPr>
+          <w:noProof/>
+        </w:rPr>
         <w:drawing>
           <wp:inline distT="0" distB="0" distL="0" distR="0" wp14:anchorId="5EF25E67" wp14:editId="53A5328B">
             <wp:extent cx="5760720" cy="5638800"/>
@@ -8590,7 +8595,7 @@
                     <pic:cNvPicPr/>
                   </pic:nvPicPr>
                   <pic:blipFill>
-                    <a:blip r:embed="rId24"/>
+                    <a:blip r:embed="rId26"/>
                     <a:stretch>
                       <a:fillRect/>
                     </a:stretch>
@@ -8613,6 +8618,9 @@
     </w:p>
     <w:p>
       <w:r>
+        <w:rPr>
+          <w:noProof/>
+        </w:rPr>
         <w:drawing>
           <wp:inline distT="0" distB="0" distL="0" distR="0" wp14:anchorId="71F3E4BB" wp14:editId="54EA1F7A">
             <wp:extent cx="5760720" cy="673735"/>
@@ -8629,7 +8637,7 @@
                     <pic:cNvPicPr/>
                   </pic:nvPicPr>
                   <pic:blipFill>
-                    <a:blip r:embed="rId25"/>
+                    <a:blip r:embed="rId27"/>
                     <a:stretch>
                       <a:fillRect/>
                     </a:stretch>
@@ -8694,19 +8702,6 @@
         <w:t>, confirming that the sender resent segments due to missing or delayed acknowledgments. This behavior indicates packet loss or acknowledgment delay in the network.</w:t>
       </w:r>
     </w:p>
-    <w:p/>
-    <w:p/>
-    <w:p/>
-    <w:p/>
-    <w:p/>
-    <w:p/>
-    <w:p/>
-    <w:p/>
-    <w:p/>
-    <w:p/>
-    <w:p/>
-    <w:p/>
-    <w:p/>
     <w:p>
       <w:pPr>
         <w:rPr>
@@ -8739,9 +8734,9 @@
       </w:r>
     </w:p>
     <w:sectPr>
-      <w:headerReference w:type="default" r:id="rId26"/>
-      <w:footerReference w:type="default" r:id="rId27"/>
-      <w:headerReference w:type="first" r:id="rId28"/>
+      <w:headerReference w:type="default" r:id="rId28"/>
+      <w:footerReference w:type="default" r:id="rId29"/>
+      <w:headerReference w:type="first" r:id="rId30"/>
       <w:pgSz w:w="11907" w:h="16839" w:code="9"/>
       <w:pgMar w:top="1134" w:right="1134" w:bottom="1134" w:left="1701" w:header="539" w:footer="136" w:gutter="0"/>
       <w:cols w:space="720"/>
@@ -14457,6 +14452,7 @@
   <w:style w:type="character" w:default="1" w:styleId="DefaultParagraphFont">
     <w:name w:val="Default Paragraph Font"/>
     <w:uiPriority w:val="1"/>
+    <w:semiHidden/>
     <w:unhideWhenUsed/>
   </w:style>
   <w:style w:type="table" w:default="1" w:styleId="TableNormal">
